--- a/1-Final/操作流程1.docx
+++ b/1-Final/操作流程1.docx
@@ -8856,36 +8856,43 @@
         </w:rPr>
         <w:t>標記</w:t>
       </w:r>
+    </w:p>
+    <w:p>
+      <w:pPr>
+        <w:rPr>
+          <w:b/>
+          <w:bCs/>
+        </w:rPr>
+      </w:pPr>
+      <w:r>
+        <w:rPr>
+          <w:b/>
+          <w:bCs/>
+        </w:rPr>
+        <w:t>LIFF ID</w:t>
+      </w:r>
+      <w:r>
+        <w:rPr>
+          <w:b/>
+          <w:bCs/>
+        </w:rPr>
+        <w:t xml:space="preserve">: </w:t>
+      </w:r>
+      <w:r>
+        <w:rPr>
+          <w:b/>
+          <w:bCs/>
+        </w:rPr>
+        <w:t>2008857998-ePc</w:t>
+      </w:r>
       <w:bookmarkStart w:id="0" w:name="_GoBack"/>
       <w:bookmarkEnd w:id="0"/>
-    </w:p>
-    <w:p>
-      <w:pPr>
-        <w:rPr>
-          <w:b/>
-          <w:bCs/>
-        </w:rPr>
-      </w:pPr>
-      <w:r>
-        <w:rPr>
-          <w:b/>
-          <w:bCs/>
-        </w:rPr>
-        <w:t>LIFF ID</w:t>
-      </w:r>
-      <w:r>
-        <w:rPr>
-          <w:b/>
-          <w:bCs/>
-        </w:rPr>
-        <w:t xml:space="preserve">: </w:t>
-      </w:r>
-      <w:r>
-        <w:rPr>
-          <w:b/>
-          <w:bCs/>
-        </w:rPr>
-        <w:t>2008857998-ePcCkr6K</w:t>
+      <w:r>
+        <w:rPr>
+          <w:b/>
+          <w:bCs/>
+        </w:rPr>
+        <w:t>Ckr6K</w:t>
       </w:r>
     </w:p>
     <w:p>
@@ -9327,7 +9334,7 @@
             <w:b/>
             <w:bCs/>
           </w:rPr>
-          <w:t>https://line-group-buy-bot-api.onrender.com/liff/liff-product-detail.html</w:t>
+          <w:t xml:space="preserve">https://line-group-buy-bot-api.onrender.com/liff/liff-admin-orders.html </w:t>
         </w:r>
       </w:hyperlink>
     </w:p>
@@ -9485,7 +9492,15 @@
             <w:b/>
             <w:bCs/>
           </w:rPr>
-          <w:t>https://line-group-buy-bot-api.onrender.com/liff/liff-admin-overstock-stats.html</w:t>
+          <w:t>https://line-group-buy-bot-api.onrender.com/liff/</w:t>
+        </w:r>
+        <w:r>
+          <w:rPr>
+            <w:rStyle w:val="a3"/>
+            <w:b/>
+            <w:bCs/>
+          </w:rPr>
+          <w:t xml:space="preserve">liff-admin-vendor.html </w:t>
         </w:r>
       </w:hyperlink>
     </w:p>
@@ -16036,7 +16051,7 @@
 </file>
 
 <file path=customXml/itemProps1.xml><?xml version="1.0" encoding="utf-8"?>
-<ds:datastoreItem xmlns:ds="http://schemas.openxmlformats.org/officeDocument/2006/customXml" ds:itemID="{B9285BE1-8196-4FB1-A981-F4AE126B4B1F}">
+<ds:datastoreItem xmlns:ds="http://schemas.openxmlformats.org/officeDocument/2006/customXml" ds:itemID="{3895351B-EF08-46F7-876B-51633BDAB551}">
   <ds:schemaRefs>
     <ds:schemaRef ds:uri="http://schemas.openxmlformats.org/officeDocument/2006/bibliography"/>
   </ds:schemaRefs>

--- a/1-Final/操作流程1.docx
+++ b/1-Final/操作流程1.docx
@@ -9,8 +9,6 @@
           <w:bCs/>
         </w:rPr>
       </w:pPr>
-      <w:bookmarkStart w:id="0" w:name="_GoBack"/>
-      <w:bookmarkEnd w:id="0"/>
       <w:r>
         <w:rPr>
           <w:b/>
@@ -6099,10 +6097,2775 @@
     <w:p>
       <w:pPr>
         <w:rPr>
-          <w:b/>
-          <w:bCs/>
-        </w:rPr>
-      </w:pPr>
+          <w:rFonts w:hint="eastAsia"/>
+          <w:b/>
+          <w:bCs/>
+        </w:rPr>
+      </w:pPr>
+      <w:r>
+        <w:rPr>
+          <w:rFonts w:hint="eastAsia"/>
+          <w:b/>
+          <w:bCs/>
+        </w:rPr>
+        <w:t>目前暫時沒問題</w:t>
+      </w:r>
+      <w:r>
+        <w:rPr>
+          <w:rFonts w:hint="eastAsia"/>
+          <w:b/>
+          <w:bCs/>
+        </w:rPr>
+        <w:t>,</w:t>
+      </w:r>
+      <w:r>
+        <w:rPr>
+          <w:rFonts w:hint="eastAsia"/>
+          <w:b/>
+          <w:bCs/>
+        </w:rPr>
+        <w:t>開始要串流測試</w:t>
+      </w:r>
+    </w:p>
+    <w:p>
+      <w:pPr>
+        <w:rPr>
+          <w:rFonts w:hint="eastAsia"/>
+          <w:b/>
+          <w:bCs/>
+        </w:rPr>
+      </w:pPr>
+      <w:r>
+        <w:rPr>
+          <w:rFonts w:hint="eastAsia"/>
+          <w:b/>
+          <w:bCs/>
+        </w:rPr>
+        <w:t>需求流程說明</w:t>
+      </w:r>
+      <w:r>
+        <w:rPr>
+          <w:rFonts w:hint="eastAsia"/>
+          <w:b/>
+          <w:bCs/>
+        </w:rPr>
+        <w:t>: (</w:t>
+      </w:r>
+      <w:r>
+        <w:rPr>
+          <w:rFonts w:hint="eastAsia"/>
+          <w:b/>
+          <w:bCs/>
+        </w:rPr>
+        <w:t>大概想法</w:t>
+      </w:r>
+      <w:r>
+        <w:rPr>
+          <w:rFonts w:hint="eastAsia"/>
+          <w:b/>
+          <w:bCs/>
+        </w:rPr>
+        <w:t>,</w:t>
+      </w:r>
+      <w:r>
+        <w:rPr>
+          <w:rFonts w:hint="eastAsia"/>
+          <w:b/>
+          <w:bCs/>
+        </w:rPr>
+        <w:t>有更好方式再提供</w:t>
+      </w:r>
+      <w:r>
+        <w:rPr>
+          <w:rFonts w:hint="eastAsia"/>
+          <w:b/>
+          <w:bCs/>
+        </w:rPr>
+        <w:t>)</w:t>
+      </w:r>
+    </w:p>
+    <w:p>
+      <w:pPr>
+        <w:rPr>
+          <w:b/>
+          <w:bCs/>
+        </w:rPr>
+      </w:pPr>
+    </w:p>
+    <w:p>
+      <w:pPr>
+        <w:rPr>
+          <w:rFonts w:hint="eastAsia"/>
+          <w:b/>
+          <w:bCs/>
+        </w:rPr>
+      </w:pPr>
+      <w:r>
+        <w:rPr>
+          <w:rFonts w:hint="eastAsia"/>
+          <w:b/>
+          <w:bCs/>
+        </w:rPr>
+        <w:t xml:space="preserve">1. </w:t>
+      </w:r>
+      <w:r>
+        <w:rPr>
+          <w:rFonts w:hint="eastAsia"/>
+          <w:b/>
+          <w:bCs/>
+        </w:rPr>
+        <w:t>商品管理頁</w:t>
+      </w:r>
+      <w:r>
+        <w:rPr>
+          <w:rFonts w:hint="eastAsia"/>
+          <w:b/>
+          <w:bCs/>
+        </w:rPr>
+        <w:t>: (</w:t>
+      </w:r>
+      <w:r>
+        <w:rPr>
+          <w:rFonts w:hint="eastAsia"/>
+          <w:b/>
+          <w:bCs/>
+        </w:rPr>
+        <w:t>只上架修改</w:t>
+      </w:r>
+      <w:r>
+        <w:rPr>
+          <w:rFonts w:hint="eastAsia"/>
+          <w:b/>
+          <w:bCs/>
+        </w:rPr>
+        <w:t>)</w:t>
+      </w:r>
+    </w:p>
+    <w:p>
+      <w:pPr>
+        <w:rPr>
+          <w:rFonts w:hint="eastAsia"/>
+          <w:b/>
+          <w:bCs/>
+        </w:rPr>
+      </w:pPr>
+      <w:r>
+        <w:rPr>
+          <w:rFonts w:hint="eastAsia"/>
+          <w:b/>
+          <w:bCs/>
+        </w:rPr>
+        <w:t xml:space="preserve">    </w:t>
+      </w:r>
+      <w:r>
+        <w:rPr>
+          <w:rFonts w:hint="eastAsia"/>
+          <w:b/>
+          <w:bCs/>
+        </w:rPr>
+        <w:t>只顯示上架中商品且放置</w:t>
+      </w:r>
+      <w:r>
+        <w:rPr>
+          <w:rFonts w:hint="eastAsia"/>
+          <w:b/>
+          <w:bCs/>
+        </w:rPr>
+        <w:t>(</w:t>
+      </w:r>
+      <w:r>
+        <w:rPr>
+          <w:rFonts w:hint="eastAsia"/>
+          <w:b/>
+          <w:bCs/>
+        </w:rPr>
+        <w:t>修正</w:t>
+      </w:r>
+      <w:r>
+        <w:rPr>
+          <w:rFonts w:hint="eastAsia"/>
+          <w:b/>
+          <w:bCs/>
+        </w:rPr>
+        <w:t>/</w:t>
+      </w:r>
+      <w:r>
+        <w:rPr>
+          <w:rFonts w:hint="eastAsia"/>
+          <w:b/>
+          <w:bCs/>
+        </w:rPr>
+        <w:t>刪除鈕</w:t>
+      </w:r>
+      <w:r>
+        <w:rPr>
+          <w:rFonts w:hint="eastAsia"/>
+          <w:b/>
+          <w:bCs/>
+        </w:rPr>
+        <w:t>)</w:t>
+      </w:r>
+      <w:r>
+        <w:rPr>
+          <w:rFonts w:hint="eastAsia"/>
+          <w:b/>
+          <w:bCs/>
+        </w:rPr>
+        <w:t>即可</w:t>
+      </w:r>
+    </w:p>
+    <w:p>
+      <w:pPr>
+        <w:rPr>
+          <w:b/>
+          <w:bCs/>
+        </w:rPr>
+      </w:pPr>
+      <w:r>
+        <w:rPr>
+          <w:b/>
+          <w:bCs/>
+        </w:rPr>
+        <w:t xml:space="preserve">    </w:t>
+      </w:r>
+    </w:p>
+    <w:p>
+      <w:pPr>
+        <w:rPr>
+          <w:rFonts w:hint="eastAsia"/>
+          <w:b/>
+          <w:bCs/>
+        </w:rPr>
+      </w:pPr>
+      <w:r>
+        <w:rPr>
+          <w:rFonts w:hint="eastAsia"/>
+          <w:b/>
+          <w:bCs/>
+        </w:rPr>
+        <w:t xml:space="preserve">2. </w:t>
+      </w:r>
+      <w:r>
+        <w:rPr>
+          <w:rFonts w:hint="eastAsia"/>
+          <w:b/>
+          <w:bCs/>
+        </w:rPr>
+        <w:t>訂單查詢</w:t>
+      </w:r>
+      <w:r>
+        <w:rPr>
+          <w:rFonts w:hint="eastAsia"/>
+          <w:b/>
+          <w:bCs/>
+        </w:rPr>
+        <w:t>: (</w:t>
+      </w:r>
+      <w:r>
+        <w:rPr>
+          <w:rFonts w:hint="eastAsia"/>
+          <w:b/>
+          <w:bCs/>
+        </w:rPr>
+        <w:t>此頁面不放斷貨鈕</w:t>
+      </w:r>
+      <w:r>
+        <w:rPr>
+          <w:rFonts w:hint="eastAsia"/>
+          <w:b/>
+          <w:bCs/>
+        </w:rPr>
+        <w:t>)</w:t>
+      </w:r>
+    </w:p>
+    <w:p>
+      <w:pPr>
+        <w:rPr>
+          <w:rFonts w:hint="eastAsia"/>
+          <w:b/>
+          <w:bCs/>
+        </w:rPr>
+      </w:pPr>
+      <w:r>
+        <w:rPr>
+          <w:rFonts w:hint="eastAsia"/>
+          <w:b/>
+          <w:bCs/>
+        </w:rPr>
+        <w:t xml:space="preserve">     </w:t>
+      </w:r>
+      <w:r>
+        <w:rPr>
+          <w:rFonts w:hint="eastAsia"/>
+          <w:b/>
+          <w:bCs/>
+        </w:rPr>
+        <w:t>列出所有已訂商品</w:t>
+      </w:r>
+      <w:r>
+        <w:rPr>
+          <w:rFonts w:hint="eastAsia"/>
+          <w:b/>
+          <w:bCs/>
+        </w:rPr>
+        <w:t>(</w:t>
+      </w:r>
+      <w:r>
+        <w:rPr>
+          <w:rFonts w:hint="eastAsia"/>
+          <w:b/>
+          <w:bCs/>
+        </w:rPr>
+        <w:t>也要顯示結單日期</w:t>
+      </w:r>
+      <w:r>
+        <w:rPr>
+          <w:rFonts w:hint="eastAsia"/>
+          <w:b/>
+          <w:bCs/>
+        </w:rPr>
+        <w:t>),</w:t>
+      </w:r>
+      <w:r>
+        <w:rPr>
+          <w:rFonts w:hint="eastAsia"/>
+          <w:b/>
+          <w:bCs/>
+        </w:rPr>
+        <w:t>並只放置</w:t>
+      </w:r>
+      <w:r>
+        <w:rPr>
+          <w:rFonts w:hint="eastAsia"/>
+          <w:b/>
+          <w:bCs/>
+        </w:rPr>
+        <w:t>(</w:t>
+      </w:r>
+      <w:r>
+        <w:rPr>
+          <w:rFonts w:hint="eastAsia"/>
+          <w:b/>
+          <w:bCs/>
+        </w:rPr>
+        <w:t>結單鈕</w:t>
+      </w:r>
+      <w:r>
+        <w:rPr>
+          <w:rFonts w:hint="eastAsia"/>
+          <w:b/>
+          <w:bCs/>
+        </w:rPr>
+        <w:t>)</w:t>
+      </w:r>
+    </w:p>
+    <w:p>
+      <w:pPr>
+        <w:rPr>
+          <w:rFonts w:hint="eastAsia"/>
+          <w:b/>
+          <w:bCs/>
+        </w:rPr>
+      </w:pPr>
+      <w:r>
+        <w:rPr>
+          <w:rFonts w:hint="eastAsia"/>
+          <w:b/>
+          <w:bCs/>
+        </w:rPr>
+        <w:t xml:space="preserve">     </w:t>
+      </w:r>
+      <w:r>
+        <w:rPr>
+          <w:rFonts w:hint="eastAsia"/>
+          <w:b/>
+          <w:bCs/>
+        </w:rPr>
+        <w:t>不要顯示買家取消的商品</w:t>
+      </w:r>
+      <w:r>
+        <w:rPr>
+          <w:rFonts w:hint="eastAsia"/>
+          <w:b/>
+          <w:bCs/>
+        </w:rPr>
+        <w:t>(</w:t>
+      </w:r>
+      <w:r>
+        <w:rPr>
+          <w:rFonts w:hint="eastAsia"/>
+          <w:b/>
+          <w:bCs/>
+        </w:rPr>
+        <w:t>直接刪除</w:t>
+      </w:r>
+      <w:r>
+        <w:rPr>
+          <w:rFonts w:hint="eastAsia"/>
+          <w:b/>
+          <w:bCs/>
+        </w:rPr>
+        <w:t>)</w:t>
+      </w:r>
+      <w:r>
+        <w:rPr>
+          <w:rFonts w:hint="eastAsia"/>
+          <w:b/>
+          <w:bCs/>
+        </w:rPr>
+        <w:t>跟已結單商品</w:t>
+      </w:r>
+    </w:p>
+    <w:p>
+      <w:pPr>
+        <w:rPr>
+          <w:rFonts w:hint="eastAsia"/>
+          <w:b/>
+          <w:bCs/>
+        </w:rPr>
+      </w:pPr>
+      <w:r>
+        <w:rPr>
+          <w:rFonts w:hint="eastAsia"/>
+          <w:b/>
+          <w:bCs/>
+        </w:rPr>
+        <w:t xml:space="preserve">     ==&gt; </w:t>
+      </w:r>
+      <w:r>
+        <w:rPr>
+          <w:rFonts w:hint="eastAsia"/>
+          <w:b/>
+          <w:bCs/>
+        </w:rPr>
+        <w:t>當版主點</w:t>
+      </w:r>
+      <w:r>
+        <w:rPr>
+          <w:rFonts w:hint="eastAsia"/>
+          <w:b/>
+          <w:bCs/>
+        </w:rPr>
+        <w:t>"</w:t>
+      </w:r>
+      <w:r>
+        <w:rPr>
+          <w:rFonts w:hint="eastAsia"/>
+          <w:b/>
+          <w:bCs/>
+        </w:rPr>
+        <w:t>結單</w:t>
+      </w:r>
+      <w:r>
+        <w:rPr>
+          <w:rFonts w:hint="eastAsia"/>
+          <w:b/>
+          <w:bCs/>
+        </w:rPr>
+        <w:t>"</w:t>
+      </w:r>
+      <w:r>
+        <w:rPr>
+          <w:rFonts w:hint="eastAsia"/>
+          <w:b/>
+          <w:bCs/>
+        </w:rPr>
+        <w:t>則已訂商品成立</w:t>
+      </w:r>
+      <w:r>
+        <w:rPr>
+          <w:rFonts w:hint="eastAsia"/>
+          <w:b/>
+          <w:bCs/>
+        </w:rPr>
+        <w:t>,</w:t>
+      </w:r>
+      <w:r>
+        <w:rPr>
+          <w:rFonts w:hint="eastAsia"/>
+          <w:b/>
+          <w:bCs/>
+        </w:rPr>
+        <w:t>買家無法再取消</w:t>
+      </w:r>
+      <w:r>
+        <w:rPr>
+          <w:rFonts w:hint="eastAsia"/>
+          <w:b/>
+          <w:bCs/>
+        </w:rPr>
+        <w:t xml:space="preserve"> (</w:t>
+      </w:r>
+      <w:r>
+        <w:rPr>
+          <w:rFonts w:hint="eastAsia"/>
+          <w:b/>
+          <w:bCs/>
+        </w:rPr>
+        <w:t>要轉放在</w:t>
+      </w:r>
+      <w:r>
+        <w:rPr>
+          <w:rFonts w:hint="eastAsia"/>
+          <w:b/>
+          <w:bCs/>
+        </w:rPr>
+        <w:t>5.</w:t>
+      </w:r>
+      <w:r>
+        <w:rPr>
+          <w:rFonts w:hint="eastAsia"/>
+          <w:b/>
+          <w:bCs/>
+        </w:rPr>
+        <w:t>廠商管理頁面選項供查詢及列印</w:t>
+      </w:r>
+      <w:r>
+        <w:rPr>
+          <w:rFonts w:hint="eastAsia"/>
+          <w:b/>
+          <w:bCs/>
+        </w:rPr>
+        <w:t>)</w:t>
+      </w:r>
+    </w:p>
+    <w:p>
+      <w:pPr>
+        <w:rPr>
+          <w:b/>
+          <w:bCs/>
+        </w:rPr>
+      </w:pPr>
+    </w:p>
+    <w:p>
+      <w:pPr>
+        <w:rPr>
+          <w:rFonts w:hint="eastAsia"/>
+          <w:b/>
+          <w:bCs/>
+        </w:rPr>
+      </w:pPr>
+      <w:r>
+        <w:rPr>
+          <w:rFonts w:hint="eastAsia"/>
+          <w:b/>
+          <w:bCs/>
+        </w:rPr>
+        <w:t xml:space="preserve">3. </w:t>
+      </w:r>
+      <w:r>
+        <w:rPr>
+          <w:rFonts w:hint="eastAsia"/>
+          <w:b/>
+          <w:bCs/>
+        </w:rPr>
+        <w:t>到貨</w:t>
+      </w:r>
+      <w:r>
+        <w:rPr>
+          <w:rFonts w:hint="eastAsia"/>
+          <w:b/>
+          <w:bCs/>
+        </w:rPr>
+        <w:t xml:space="preserve"> / </w:t>
+      </w:r>
+      <w:r>
+        <w:rPr>
+          <w:rFonts w:hint="eastAsia"/>
+          <w:b/>
+          <w:bCs/>
+        </w:rPr>
+        <w:t>點貨</w:t>
+      </w:r>
+      <w:r>
+        <w:rPr>
+          <w:rFonts w:hint="eastAsia"/>
+          <w:b/>
+          <w:bCs/>
+        </w:rPr>
+        <w:t xml:space="preserve"> (</w:t>
+      </w:r>
+      <w:r>
+        <w:rPr>
+          <w:rFonts w:hint="eastAsia"/>
+          <w:b/>
+          <w:bCs/>
+        </w:rPr>
+        <w:t>廠商會給到貨清單</w:t>
+      </w:r>
+      <w:r>
+        <w:rPr>
+          <w:rFonts w:hint="eastAsia"/>
+          <w:b/>
+          <w:bCs/>
+        </w:rPr>
+        <w:t>)</w:t>
+      </w:r>
+    </w:p>
+    <w:p>
+      <w:pPr>
+        <w:rPr>
+          <w:rFonts w:hint="eastAsia"/>
+          <w:b/>
+          <w:bCs/>
+        </w:rPr>
+      </w:pPr>
+      <w:r>
+        <w:rPr>
+          <w:rFonts w:hint="eastAsia"/>
+          <w:b/>
+          <w:bCs/>
+        </w:rPr>
+        <w:t xml:space="preserve">    </w:t>
+      </w:r>
+      <w:r>
+        <w:rPr>
+          <w:rFonts w:hint="eastAsia"/>
+          <w:b/>
+          <w:bCs/>
+        </w:rPr>
+        <w:t>列出廠商管理頁面</w:t>
+      </w:r>
+      <w:r>
+        <w:rPr>
+          <w:rFonts w:hint="eastAsia"/>
+          <w:b/>
+          <w:bCs/>
+        </w:rPr>
+        <w:t xml:space="preserve"> (1.</w:t>
+      </w:r>
+      <w:r>
+        <w:rPr>
+          <w:rFonts w:hint="eastAsia"/>
+          <w:b/>
+          <w:bCs/>
+        </w:rPr>
+        <w:t>已訂貨</w:t>
+      </w:r>
+      <w:r>
+        <w:rPr>
+          <w:rFonts w:hint="eastAsia"/>
+          <w:b/>
+          <w:bCs/>
+        </w:rPr>
+        <w:t>:)</w:t>
+      </w:r>
+      <w:r>
+        <w:rPr>
+          <w:rFonts w:hint="eastAsia"/>
+          <w:b/>
+          <w:bCs/>
+        </w:rPr>
+        <w:t>的所有已完成訂貨商品並放置</w:t>
+      </w:r>
+      <w:r>
+        <w:rPr>
+          <w:rFonts w:hint="eastAsia"/>
+          <w:b/>
+          <w:bCs/>
+        </w:rPr>
+        <w:t>"</w:t>
+      </w:r>
+      <w:r>
+        <w:rPr>
+          <w:rFonts w:hint="eastAsia"/>
+          <w:b/>
+          <w:bCs/>
+        </w:rPr>
+        <w:t>到貨鈕</w:t>
+      </w:r>
+      <w:r>
+        <w:rPr>
+          <w:rFonts w:hint="eastAsia"/>
+          <w:b/>
+          <w:bCs/>
+        </w:rPr>
+        <w:t>"</w:t>
+      </w:r>
+    </w:p>
+    <w:p>
+      <w:pPr>
+        <w:rPr>
+          <w:rFonts w:hint="eastAsia"/>
+          <w:b/>
+          <w:bCs/>
+        </w:rPr>
+      </w:pPr>
+      <w:r>
+        <w:rPr>
+          <w:rFonts w:hint="eastAsia"/>
+          <w:b/>
+          <w:bCs/>
+        </w:rPr>
+        <w:t xml:space="preserve">    ==&gt;</w:t>
+      </w:r>
+      <w:r>
+        <w:rPr>
+          <w:rFonts w:hint="eastAsia"/>
+          <w:b/>
+          <w:bCs/>
+        </w:rPr>
+        <w:t>當版主點</w:t>
+      </w:r>
+      <w:r>
+        <w:rPr>
+          <w:rFonts w:hint="eastAsia"/>
+          <w:b/>
+          <w:bCs/>
+        </w:rPr>
+        <w:t>"</w:t>
+      </w:r>
+      <w:r>
+        <w:rPr>
+          <w:rFonts w:hint="eastAsia"/>
+          <w:b/>
+          <w:bCs/>
+        </w:rPr>
+        <w:t>到貨鈕</w:t>
+      </w:r>
+      <w:r>
+        <w:rPr>
+          <w:rFonts w:hint="eastAsia"/>
+          <w:b/>
+          <w:bCs/>
+        </w:rPr>
+        <w:t>"</w:t>
+      </w:r>
+      <w:r>
+        <w:rPr>
+          <w:rFonts w:hint="eastAsia"/>
+          <w:b/>
+          <w:bCs/>
+        </w:rPr>
+        <w:t>則顯示：</w:t>
+      </w:r>
+    </w:p>
+    <w:p>
+      <w:pPr>
+        <w:rPr>
+          <w:rFonts w:hint="eastAsia"/>
+          <w:b/>
+          <w:bCs/>
+        </w:rPr>
+      </w:pPr>
+      <w:r>
+        <w:rPr>
+          <w:rFonts w:hint="eastAsia"/>
+          <w:b/>
+          <w:bCs/>
+        </w:rPr>
+        <w:t xml:space="preserve">    o</w:t>
+      </w:r>
+      <w:r>
+        <w:rPr>
+          <w:rFonts w:hint="eastAsia"/>
+          <w:b/>
+          <w:bCs/>
+        </w:rPr>
+        <w:t>已到貨</w:t>
+      </w:r>
+      <w:r>
+        <w:rPr>
+          <w:rFonts w:hint="eastAsia"/>
+          <w:b/>
+          <w:bCs/>
+        </w:rPr>
+        <w:t>(</w:t>
+      </w:r>
+      <w:r>
+        <w:rPr>
+          <w:rFonts w:hint="eastAsia"/>
+          <w:b/>
+          <w:bCs/>
+        </w:rPr>
+        <w:t>齊全</w:t>
+      </w:r>
+      <w:r>
+        <w:rPr>
+          <w:rFonts w:hint="eastAsia"/>
+          <w:b/>
+          <w:bCs/>
+        </w:rPr>
+        <w:t>)</w:t>
+      </w:r>
+    </w:p>
+    <w:p>
+      <w:pPr>
+        <w:rPr>
+          <w:rFonts w:hint="eastAsia"/>
+          <w:b/>
+          <w:bCs/>
+        </w:rPr>
+      </w:pPr>
+      <w:r>
+        <w:rPr>
+          <w:rFonts w:hint="eastAsia"/>
+          <w:b/>
+          <w:bCs/>
+        </w:rPr>
+        <w:t xml:space="preserve">    o</w:t>
+      </w:r>
+      <w:r>
+        <w:rPr>
+          <w:rFonts w:hint="eastAsia"/>
+          <w:b/>
+          <w:bCs/>
+        </w:rPr>
+        <w:t>部分到貨</w:t>
+      </w:r>
+      <w:r>
+        <w:rPr>
+          <w:rFonts w:hint="eastAsia"/>
+          <w:b/>
+          <w:bCs/>
+        </w:rPr>
+        <w:t>(</w:t>
+      </w:r>
+      <w:r>
+        <w:rPr>
+          <w:rFonts w:hint="eastAsia"/>
+          <w:b/>
+          <w:bCs/>
+        </w:rPr>
+        <w:t>修正</w:t>
+      </w:r>
+      <w:r>
+        <w:rPr>
+          <w:rFonts w:hint="eastAsia"/>
+          <w:b/>
+          <w:bCs/>
+        </w:rPr>
+        <w:t>)</w:t>
+      </w:r>
+    </w:p>
+    <w:p>
+      <w:pPr>
+        <w:rPr>
+          <w:b/>
+          <w:bCs/>
+        </w:rPr>
+      </w:pPr>
+      <w:r>
+        <w:rPr>
+          <w:b/>
+          <w:bCs/>
+        </w:rPr>
+        <w:t xml:space="preserve">    </w:t>
+      </w:r>
+      <w:r>
+        <w:rPr>
+          <w:rFonts w:ascii="MS Mincho" w:hAnsi="MS Mincho" w:cs="MS Mincho"/>
+          <w:b/>
+          <w:bCs/>
+        </w:rPr>
+        <w:t>➤</w:t>
+      </w:r>
+      <w:r>
+        <w:rPr>
+          <w:rFonts w:hint="eastAsia"/>
+          <w:b/>
+          <w:bCs/>
+        </w:rPr>
+        <w:t>填入正確到貨規格與數量後寫回並註記「缺貨」</w:t>
+      </w:r>
+    </w:p>
+    <w:p>
+      <w:pPr>
+        <w:rPr>
+          <w:rFonts w:hint="eastAsia"/>
+          <w:b/>
+          <w:bCs/>
+        </w:rPr>
+      </w:pPr>
+      <w:r>
+        <w:rPr>
+          <w:rFonts w:hint="eastAsia"/>
+          <w:b/>
+          <w:bCs/>
+        </w:rPr>
+        <w:t xml:space="preserve">    </w:t>
+      </w:r>
+      <w:r>
+        <w:rPr>
+          <w:rFonts w:hint="eastAsia"/>
+          <w:b/>
+          <w:bCs/>
+        </w:rPr>
+        <w:t>實際到貨規格（輸入）</w:t>
+      </w:r>
+      <w:r>
+        <w:rPr>
+          <w:rFonts w:hint="eastAsia"/>
+          <w:b/>
+          <w:bCs/>
+        </w:rPr>
+        <w:t>/</w:t>
+      </w:r>
+      <w:r>
+        <w:rPr>
+          <w:rFonts w:hint="eastAsia"/>
+          <w:b/>
+          <w:bCs/>
+        </w:rPr>
+        <w:t>實際到貨數（輸入）</w:t>
+      </w:r>
+    </w:p>
+    <w:p>
+      <w:pPr>
+        <w:rPr>
+          <w:b/>
+          <w:bCs/>
+        </w:rPr>
+      </w:pPr>
+      <w:r>
+        <w:rPr>
+          <w:b/>
+          <w:bCs/>
+        </w:rPr>
+        <w:t xml:space="preserve">    </w:t>
+      </w:r>
+      <w:r>
+        <w:rPr>
+          <w:rFonts w:ascii="MS Mincho" w:hAnsi="MS Mincho" w:cs="MS Mincho"/>
+          <w:b/>
+          <w:bCs/>
+        </w:rPr>
+        <w:t>➤</w:t>
+      </w:r>
+      <w:r>
+        <w:rPr>
+          <w:b/>
+          <w:bCs/>
+        </w:rPr>
+        <w:t xml:space="preserve"> </w:t>
+      </w:r>
+      <w:r>
+        <w:rPr>
+          <w:rFonts w:hint="eastAsia"/>
+          <w:b/>
+          <w:bCs/>
+        </w:rPr>
+        <w:t>一鍵清除已到貨商品</w:t>
+      </w:r>
+      <w:r>
+        <w:rPr>
+          <w:b/>
+          <w:bCs/>
+        </w:rPr>
+        <w:t>:</w:t>
+      </w:r>
+      <w:r>
+        <w:rPr>
+          <w:rFonts w:hint="eastAsia"/>
+          <w:b/>
+          <w:bCs/>
+        </w:rPr>
+        <w:t>刪除廠商管理頁的</w:t>
+      </w:r>
+      <w:r>
+        <w:rPr>
+          <w:b/>
+          <w:bCs/>
+        </w:rPr>
+        <w:t>(1.</w:t>
+      </w:r>
+      <w:r>
+        <w:rPr>
+          <w:rFonts w:hint="eastAsia"/>
+          <w:b/>
+          <w:bCs/>
+        </w:rPr>
+        <w:t>已訂貨</w:t>
+      </w:r>
+      <w:r>
+        <w:rPr>
+          <w:b/>
+          <w:bCs/>
+        </w:rPr>
+        <w:t>)</w:t>
+      </w:r>
+      <w:r>
+        <w:rPr>
+          <w:rFonts w:hint="eastAsia"/>
+          <w:b/>
+          <w:bCs/>
+        </w:rPr>
+        <w:t>已完成訂貨的商品</w:t>
+      </w:r>
+      <w:r>
+        <w:rPr>
+          <w:b/>
+          <w:bCs/>
+        </w:rPr>
+        <w:t>)</w:t>
+      </w:r>
+      <w:r>
+        <w:rPr>
+          <w:rFonts w:hint="eastAsia"/>
+          <w:b/>
+          <w:bCs/>
+        </w:rPr>
+        <w:t>到貨刪除</w:t>
+      </w:r>
+    </w:p>
+    <w:p>
+      <w:pPr>
+        <w:rPr>
+          <w:rFonts w:hint="eastAsia"/>
+          <w:b/>
+          <w:bCs/>
+        </w:rPr>
+      </w:pPr>
+      <w:r>
+        <w:rPr>
+          <w:rFonts w:hint="eastAsia"/>
+          <w:b/>
+          <w:bCs/>
+        </w:rPr>
+        <w:t>•</w:t>
+      </w:r>
+      <w:r>
+        <w:rPr>
+          <w:rFonts w:hint="eastAsia"/>
+          <w:b/>
+          <w:bCs/>
+        </w:rPr>
+        <w:tab/>
+      </w:r>
+      <w:r>
+        <w:rPr>
+          <w:rFonts w:hint="eastAsia"/>
+          <w:b/>
+          <w:bCs/>
+        </w:rPr>
+        <w:t>條件：</w:t>
+      </w:r>
+    </w:p>
+    <w:p>
+      <w:pPr>
+        <w:rPr>
+          <w:rFonts w:hint="eastAsia"/>
+          <w:b/>
+          <w:bCs/>
+        </w:rPr>
+      </w:pPr>
+      <w:r>
+        <w:rPr>
+          <w:rFonts w:hint="eastAsia"/>
+          <w:b/>
+          <w:bCs/>
+        </w:rPr>
+        <w:t>o</w:t>
+      </w:r>
+      <w:r>
+        <w:rPr>
+          <w:rFonts w:hint="eastAsia"/>
+          <w:b/>
+          <w:bCs/>
+        </w:rPr>
+        <w:tab/>
+      </w:r>
+      <w:r>
+        <w:rPr>
+          <w:rFonts w:hint="eastAsia"/>
+          <w:b/>
+          <w:bCs/>
+        </w:rPr>
+        <w:t>商品已到貨</w:t>
+      </w:r>
+      <w:r>
+        <w:rPr>
+          <w:rFonts w:hint="eastAsia"/>
+          <w:b/>
+          <w:bCs/>
+        </w:rPr>
+        <w:t>(</w:t>
+      </w:r>
+      <w:r>
+        <w:rPr>
+          <w:rFonts w:hint="eastAsia"/>
+          <w:b/>
+          <w:bCs/>
+        </w:rPr>
+        <w:t>齊全</w:t>
+      </w:r>
+      <w:r>
+        <w:rPr>
+          <w:rFonts w:hint="eastAsia"/>
+          <w:b/>
+          <w:bCs/>
+        </w:rPr>
+        <w:t>)</w:t>
+      </w:r>
+    </w:p>
+    <w:p>
+      <w:pPr>
+        <w:rPr>
+          <w:rFonts w:hint="eastAsia"/>
+          <w:b/>
+          <w:bCs/>
+        </w:rPr>
+      </w:pPr>
+      <w:r>
+        <w:rPr>
+          <w:rFonts w:hint="eastAsia"/>
+          <w:b/>
+          <w:bCs/>
+        </w:rPr>
+        <w:t>•</w:t>
+      </w:r>
+      <w:r>
+        <w:rPr>
+          <w:rFonts w:hint="eastAsia"/>
+          <w:b/>
+          <w:bCs/>
+        </w:rPr>
+        <w:tab/>
+      </w:r>
+      <w:r>
+        <w:rPr>
+          <w:rFonts w:hint="eastAsia"/>
+          <w:b/>
+          <w:bCs/>
+        </w:rPr>
+        <w:t>部分到貨</w:t>
+      </w:r>
+      <w:r>
+        <w:rPr>
+          <w:rFonts w:hint="eastAsia"/>
+          <w:b/>
+          <w:bCs/>
+        </w:rPr>
+        <w:t>(</w:t>
+      </w:r>
+      <w:r>
+        <w:rPr>
+          <w:rFonts w:hint="eastAsia"/>
+          <w:b/>
+          <w:bCs/>
+        </w:rPr>
+        <w:t>修正</w:t>
+      </w:r>
+      <w:r>
+        <w:rPr>
+          <w:rFonts w:hint="eastAsia"/>
+          <w:b/>
+          <w:bCs/>
+        </w:rPr>
+        <w:t>)</w:t>
+      </w:r>
+      <w:r>
+        <w:rPr>
+          <w:rFonts w:hint="eastAsia"/>
+          <w:b/>
+          <w:bCs/>
+        </w:rPr>
+        <w:t>：不刪</w:t>
+      </w:r>
+    </w:p>
+    <w:p>
+      <w:pPr>
+        <w:rPr>
+          <w:b/>
+          <w:bCs/>
+        </w:rPr>
+      </w:pPr>
+    </w:p>
+    <w:p>
+      <w:pPr>
+        <w:rPr>
+          <w:rFonts w:hint="eastAsia"/>
+          <w:b/>
+          <w:bCs/>
+        </w:rPr>
+      </w:pPr>
+      <w:r>
+        <w:rPr>
+          <w:rFonts w:hint="eastAsia"/>
+          <w:b/>
+          <w:bCs/>
+        </w:rPr>
+        <w:t xml:space="preserve">4. </w:t>
+      </w:r>
+      <w:r>
+        <w:rPr>
+          <w:rFonts w:hint="eastAsia"/>
+          <w:b/>
+          <w:bCs/>
+        </w:rPr>
+        <w:t>發貨作業</w:t>
+      </w:r>
+    </w:p>
+    <w:p>
+      <w:pPr>
+        <w:rPr>
+          <w:b/>
+          <w:bCs/>
+        </w:rPr>
+      </w:pPr>
+      <w:r>
+        <w:rPr>
+          <w:rFonts w:ascii="MS Mincho" w:hAnsi="MS Mincho" w:cs="MS Mincho"/>
+          <w:b/>
+          <w:bCs/>
+        </w:rPr>
+        <w:t>➤</w:t>
+      </w:r>
+      <w:r>
+        <w:rPr>
+          <w:b/>
+          <w:bCs/>
+        </w:rPr>
+        <w:t xml:space="preserve"> </w:t>
+      </w:r>
+      <w:r>
+        <w:rPr>
+          <w:rFonts w:hint="eastAsia"/>
+          <w:b/>
+          <w:bCs/>
+        </w:rPr>
+        <w:t>發貨流程（</w:t>
+      </w:r>
+      <w:r>
+        <w:rPr>
+          <w:b/>
+          <w:bCs/>
+        </w:rPr>
+        <w:t>PDF</w:t>
+      </w:r>
+      <w:r>
+        <w:rPr>
+          <w:rFonts w:hint="eastAsia"/>
+          <w:b/>
+          <w:bCs/>
+        </w:rPr>
+        <w:t>小紙張</w:t>
+      </w:r>
+      <w:r>
+        <w:rPr>
+          <w:b/>
+          <w:bCs/>
+        </w:rPr>
+        <w:t>,A4</w:t>
+      </w:r>
+      <w:r>
+        <w:rPr>
+          <w:rFonts w:hint="eastAsia"/>
+          <w:b/>
+          <w:bCs/>
+        </w:rPr>
+        <w:t>可裁切）</w:t>
+      </w:r>
+    </w:p>
+    <w:p>
+      <w:pPr>
+        <w:rPr>
+          <w:rFonts w:hint="eastAsia"/>
+          <w:b/>
+          <w:bCs/>
+        </w:rPr>
+      </w:pPr>
+      <w:r>
+        <w:rPr>
+          <w:rFonts w:hint="eastAsia"/>
+          <w:b/>
+          <w:bCs/>
+        </w:rPr>
+        <w:t>1.</w:t>
+      </w:r>
+      <w:r>
+        <w:rPr>
+          <w:rFonts w:hint="eastAsia"/>
+          <w:b/>
+          <w:bCs/>
+        </w:rPr>
+        <w:t>勾選要發貨的已到</w:t>
+      </w:r>
+      <w:r>
+        <w:rPr>
+          <w:rFonts w:hint="eastAsia"/>
+          <w:b/>
+          <w:bCs/>
+        </w:rPr>
+        <w:t>(</w:t>
+      </w:r>
+      <w:r>
+        <w:rPr>
+          <w:rFonts w:hint="eastAsia"/>
+          <w:b/>
+          <w:bCs/>
+        </w:rPr>
+        <w:t>點</w:t>
+      </w:r>
+      <w:r>
+        <w:rPr>
+          <w:rFonts w:hint="eastAsia"/>
+          <w:b/>
+          <w:bCs/>
+        </w:rPr>
+        <w:t>)</w:t>
+      </w:r>
+      <w:r>
+        <w:rPr>
+          <w:rFonts w:hint="eastAsia"/>
+          <w:b/>
+          <w:bCs/>
+        </w:rPr>
+        <w:t>貨訂單</w:t>
+      </w:r>
+    </w:p>
+    <w:p>
+      <w:pPr>
+        <w:rPr>
+          <w:rFonts w:hint="eastAsia"/>
+          <w:b/>
+          <w:bCs/>
+        </w:rPr>
+      </w:pPr>
+      <w:r>
+        <w:rPr>
+          <w:rFonts w:hint="eastAsia"/>
+          <w:b/>
+          <w:bCs/>
+        </w:rPr>
+        <w:t>•已到貨</w:t>
+      </w:r>
+      <w:r>
+        <w:rPr>
+          <w:rFonts w:hint="eastAsia"/>
+          <w:b/>
+          <w:bCs/>
+        </w:rPr>
+        <w:t>(</w:t>
+      </w:r>
+      <w:r>
+        <w:rPr>
+          <w:rFonts w:hint="eastAsia"/>
+          <w:b/>
+          <w:bCs/>
+        </w:rPr>
+        <w:t>齊全</w:t>
+      </w:r>
+      <w:r>
+        <w:rPr>
+          <w:rFonts w:hint="eastAsia"/>
+          <w:b/>
+          <w:bCs/>
+        </w:rPr>
+        <w:t xml:space="preserve">) </w:t>
+      </w:r>
+      <w:r>
+        <w:rPr>
+          <w:rFonts w:hint="eastAsia"/>
+          <w:b/>
+          <w:bCs/>
+        </w:rPr>
+        <w:t>→自動分配有下訂的買家</w:t>
+      </w:r>
+      <w:r>
+        <w:rPr>
+          <w:rFonts w:hint="eastAsia"/>
+          <w:b/>
+          <w:bCs/>
+        </w:rPr>
+        <w:t>(</w:t>
+      </w:r>
+      <w:r>
+        <w:rPr>
+          <w:rFonts w:hint="eastAsia"/>
+          <w:b/>
+          <w:bCs/>
+        </w:rPr>
+        <w:t>對應買家訂單</w:t>
+      </w:r>
+      <w:r>
+        <w:rPr>
+          <w:rFonts w:hint="eastAsia"/>
+          <w:b/>
+          <w:bCs/>
+        </w:rPr>
+        <w:t>)</w:t>
+      </w:r>
+    </w:p>
+    <w:p>
+      <w:pPr>
+        <w:rPr>
+          <w:rFonts w:hint="eastAsia"/>
+          <w:b/>
+          <w:bCs/>
+        </w:rPr>
+      </w:pPr>
+      <w:r>
+        <w:rPr>
+          <w:rFonts w:hint="eastAsia"/>
+          <w:b/>
+          <w:bCs/>
+        </w:rPr>
+        <w:t>•部分到貨</w:t>
+      </w:r>
+      <w:r>
+        <w:rPr>
+          <w:rFonts w:hint="eastAsia"/>
+          <w:b/>
+          <w:bCs/>
+        </w:rPr>
+        <w:t>(</w:t>
+      </w:r>
+      <w:r>
+        <w:rPr>
+          <w:rFonts w:hint="eastAsia"/>
+          <w:b/>
+          <w:bCs/>
+        </w:rPr>
+        <w:t>修正</w:t>
+      </w:r>
+      <w:r>
+        <w:rPr>
+          <w:rFonts w:hint="eastAsia"/>
+          <w:b/>
+          <w:bCs/>
+        </w:rPr>
+        <w:t>)</w:t>
+      </w:r>
+      <w:r>
+        <w:rPr>
+          <w:rFonts w:hint="eastAsia"/>
+          <w:b/>
+          <w:bCs/>
+        </w:rPr>
+        <w:t>：</w:t>
+      </w:r>
+      <w:r>
+        <w:rPr>
+          <w:rFonts w:hint="eastAsia"/>
+          <w:b/>
+          <w:bCs/>
+        </w:rPr>
+        <w:t>(</w:t>
+      </w:r>
+      <w:r>
+        <w:rPr>
+          <w:rFonts w:hint="eastAsia"/>
+          <w:b/>
+          <w:bCs/>
+        </w:rPr>
+        <w:t>可選擇</w:t>
+      </w:r>
+      <w:r>
+        <w:rPr>
+          <w:rFonts w:hint="eastAsia"/>
+          <w:b/>
+          <w:bCs/>
+        </w:rPr>
+        <w:t>)</w:t>
+      </w:r>
+    </w:p>
+    <w:p>
+      <w:pPr>
+        <w:rPr>
+          <w:b/>
+          <w:bCs/>
+        </w:rPr>
+      </w:pPr>
+      <w:r>
+        <w:rPr>
+          <w:rFonts w:ascii="MS Mincho" w:hAnsi="MS Mincho" w:cs="MS Mincho"/>
+          <w:b/>
+          <w:bCs/>
+        </w:rPr>
+        <w:t>➤</w:t>
+      </w:r>
+      <w:r>
+        <w:rPr>
+          <w:rFonts w:hint="eastAsia"/>
+          <w:b/>
+          <w:bCs/>
+        </w:rPr>
+        <w:t>分配：自動分配有下訂的買家</w:t>
+      </w:r>
+      <w:r>
+        <w:rPr>
+          <w:b/>
+          <w:bCs/>
+        </w:rPr>
+        <w:t>(</w:t>
+      </w:r>
+      <w:r>
+        <w:rPr>
+          <w:rFonts w:hint="eastAsia"/>
+          <w:b/>
+          <w:bCs/>
+        </w:rPr>
+        <w:t>對應買家訂單</w:t>
+      </w:r>
+      <w:r>
+        <w:rPr>
+          <w:b/>
+          <w:bCs/>
+        </w:rPr>
+        <w:t>)</w:t>
+      </w:r>
+    </w:p>
+    <w:p>
+      <w:pPr>
+        <w:rPr>
+          <w:b/>
+          <w:bCs/>
+        </w:rPr>
+      </w:pPr>
+      <w:r>
+        <w:rPr>
+          <w:rFonts w:ascii="MS Mincho" w:hAnsi="MS Mincho" w:cs="MS Mincho"/>
+          <w:b/>
+          <w:bCs/>
+        </w:rPr>
+        <w:t>➤</w:t>
+      </w:r>
+      <w:r>
+        <w:rPr>
+          <w:rFonts w:hint="eastAsia"/>
+          <w:b/>
+          <w:bCs/>
+        </w:rPr>
+        <w:t>保留：該筆商品不分配</w:t>
+      </w:r>
+      <w:r>
+        <w:rPr>
+          <w:b/>
+          <w:bCs/>
+        </w:rPr>
+        <w:t>,</w:t>
+      </w:r>
+      <w:r>
+        <w:rPr>
+          <w:rFonts w:hint="eastAsia"/>
+          <w:b/>
+          <w:bCs/>
+        </w:rPr>
+        <w:t>保留到下次貨到齊再發貨</w:t>
+      </w:r>
+    </w:p>
+    <w:p>
+      <w:pPr>
+        <w:rPr>
+          <w:rFonts w:hint="eastAsia"/>
+          <w:b/>
+          <w:bCs/>
+        </w:rPr>
+      </w:pPr>
+      <w:r>
+        <w:rPr>
+          <w:rFonts w:hint="eastAsia"/>
+          <w:b/>
+          <w:bCs/>
+        </w:rPr>
+        <w:t>2.</w:t>
+      </w:r>
+      <w:r>
+        <w:rPr>
+          <w:rFonts w:ascii="Segoe UI Symbol" w:hAnsi="Segoe UI Symbol" w:cs="Segoe UI Symbol"/>
+          <w:b/>
+          <w:bCs/>
+        </w:rPr>
+        <w:t>👉</w:t>
+      </w:r>
+      <w:r>
+        <w:rPr>
+          <w:rFonts w:hint="eastAsia"/>
+          <w:b/>
+          <w:bCs/>
+        </w:rPr>
+        <w:t>【產生</w:t>
+      </w:r>
+      <w:r>
+        <w:rPr>
+          <w:rFonts w:hint="eastAsia"/>
+          <w:b/>
+          <w:bCs/>
+        </w:rPr>
+        <w:t xml:space="preserve"> PDF</w:t>
+      </w:r>
+      <w:r>
+        <w:rPr>
+          <w:rFonts w:hint="eastAsia"/>
+          <w:b/>
+          <w:bCs/>
+        </w:rPr>
+        <w:t>】</w:t>
+      </w:r>
+    </w:p>
+    <w:p>
+      <w:pPr>
+        <w:rPr>
+          <w:rFonts w:hint="eastAsia"/>
+          <w:b/>
+          <w:bCs/>
+        </w:rPr>
+      </w:pPr>
+      <w:r>
+        <w:rPr>
+          <w:rFonts w:hint="eastAsia"/>
+          <w:b/>
+          <w:bCs/>
+        </w:rPr>
+        <w:t>o</w:t>
+      </w:r>
+      <w:r>
+        <w:rPr>
+          <w:rFonts w:hint="eastAsia"/>
+          <w:b/>
+          <w:bCs/>
+        </w:rPr>
+        <w:t>每個買家一張</w:t>
+      </w:r>
+    </w:p>
+    <w:p>
+      <w:pPr>
+        <w:rPr>
+          <w:rFonts w:hint="eastAsia"/>
+          <w:b/>
+          <w:bCs/>
+        </w:rPr>
+      </w:pPr>
+      <w:r>
+        <w:rPr>
+          <w:rFonts w:hint="eastAsia"/>
+          <w:b/>
+          <w:bCs/>
+        </w:rPr>
+        <w:lastRenderedPageBreak/>
+        <w:t>o</w:t>
+      </w:r>
+      <w:r>
+        <w:rPr>
+          <w:rFonts w:hint="eastAsia"/>
+          <w:b/>
+          <w:bCs/>
+        </w:rPr>
+        <w:t>內容：商品</w:t>
+      </w:r>
+      <w:r>
+        <w:rPr>
+          <w:rFonts w:hint="eastAsia"/>
+          <w:b/>
+          <w:bCs/>
+        </w:rPr>
+        <w:t>/</w:t>
+      </w:r>
+      <w:r>
+        <w:rPr>
+          <w:rFonts w:hint="eastAsia"/>
+          <w:b/>
+          <w:bCs/>
+        </w:rPr>
+        <w:t>規格</w:t>
+      </w:r>
+      <w:r>
+        <w:rPr>
+          <w:rFonts w:hint="eastAsia"/>
+          <w:b/>
+          <w:bCs/>
+        </w:rPr>
+        <w:t>/</w:t>
+      </w:r>
+      <w:r>
+        <w:rPr>
+          <w:rFonts w:hint="eastAsia"/>
+          <w:b/>
+          <w:bCs/>
+        </w:rPr>
+        <w:t>數量</w:t>
+      </w:r>
+      <w:r>
+        <w:rPr>
+          <w:rFonts w:hint="eastAsia"/>
+          <w:b/>
+          <w:bCs/>
+        </w:rPr>
+        <w:t>/</w:t>
+      </w:r>
+      <w:r>
+        <w:rPr>
+          <w:rFonts w:hint="eastAsia"/>
+          <w:b/>
+          <w:bCs/>
+        </w:rPr>
+        <w:t>價格小計</w:t>
+      </w:r>
+      <w:r>
+        <w:rPr>
+          <w:rFonts w:hint="eastAsia"/>
+          <w:b/>
+          <w:bCs/>
+        </w:rPr>
+        <w:t>(</w:t>
+      </w:r>
+      <w:r>
+        <w:rPr>
+          <w:rFonts w:hint="eastAsia"/>
+          <w:b/>
+          <w:bCs/>
+        </w:rPr>
+        <w:t>超過</w:t>
+      </w:r>
+      <w:r>
+        <w:rPr>
+          <w:rFonts w:hint="eastAsia"/>
+          <w:b/>
+          <w:bCs/>
+        </w:rPr>
+        <w:t>2</w:t>
+      </w:r>
+      <w:r>
+        <w:rPr>
+          <w:rFonts w:hint="eastAsia"/>
+          <w:b/>
+          <w:bCs/>
+        </w:rPr>
+        <w:t>張時</w:t>
+      </w:r>
+      <w:r>
+        <w:rPr>
+          <w:rFonts w:hint="eastAsia"/>
+          <w:b/>
+          <w:bCs/>
+        </w:rPr>
+        <w:t>)</w:t>
+      </w:r>
+      <w:r>
+        <w:rPr>
+          <w:rFonts w:hint="eastAsia"/>
+          <w:b/>
+          <w:bCs/>
+        </w:rPr>
+        <w:t>總計</w:t>
+      </w:r>
+    </w:p>
+    <w:p>
+      <w:pPr>
+        <w:rPr>
+          <w:b/>
+          <w:bCs/>
+        </w:rPr>
+      </w:pPr>
+    </w:p>
+    <w:p>
+      <w:pPr>
+        <w:rPr>
+          <w:rFonts w:hint="eastAsia"/>
+          <w:b/>
+          <w:bCs/>
+        </w:rPr>
+      </w:pPr>
+      <w:r>
+        <w:rPr>
+          <w:rFonts w:hint="eastAsia"/>
+          <w:b/>
+          <w:bCs/>
+        </w:rPr>
+        <w:t>5.</w:t>
+      </w:r>
+      <w:r>
+        <w:rPr>
+          <w:rFonts w:hint="eastAsia"/>
+          <w:b/>
+          <w:bCs/>
+        </w:rPr>
+        <w:t>廠商管理頁面</w:t>
+      </w:r>
+    </w:p>
+    <w:p>
+      <w:pPr>
+        <w:rPr>
+          <w:rFonts w:hint="eastAsia"/>
+          <w:b/>
+          <w:bCs/>
+        </w:rPr>
+      </w:pPr>
+      <w:r>
+        <w:rPr>
+          <w:rFonts w:hint="eastAsia"/>
+          <w:b/>
+          <w:bCs/>
+        </w:rPr>
+        <w:t xml:space="preserve">   1. </w:t>
+      </w:r>
+      <w:r>
+        <w:rPr>
+          <w:rFonts w:hint="eastAsia"/>
+          <w:b/>
+          <w:bCs/>
+        </w:rPr>
+        <w:t>已訂貨</w:t>
+      </w:r>
+      <w:r>
+        <w:rPr>
+          <w:rFonts w:hint="eastAsia"/>
+          <w:b/>
+          <w:bCs/>
+        </w:rPr>
+        <w:t xml:space="preserve">: </w:t>
+      </w:r>
+      <w:r>
+        <w:rPr>
+          <w:rFonts w:hint="eastAsia"/>
+          <w:b/>
+          <w:bCs/>
+        </w:rPr>
+        <w:t>顯示所有已完成訂貨的商品並放置</w:t>
+      </w:r>
+      <w:r>
+        <w:rPr>
+          <w:rFonts w:hint="eastAsia"/>
+          <w:b/>
+          <w:bCs/>
+        </w:rPr>
+        <w:t>(</w:t>
+      </w:r>
+      <w:r>
+        <w:rPr>
+          <w:rFonts w:hint="eastAsia"/>
+          <w:b/>
+          <w:bCs/>
+        </w:rPr>
+        <w:t>斷貨鈕</w:t>
+      </w:r>
+      <w:r>
+        <w:rPr>
+          <w:rFonts w:hint="eastAsia"/>
+          <w:b/>
+          <w:bCs/>
+        </w:rPr>
+        <w:t>)</w:t>
+      </w:r>
+    </w:p>
+    <w:p>
+      <w:pPr>
+        <w:rPr>
+          <w:rFonts w:hint="eastAsia"/>
+          <w:b/>
+          <w:bCs/>
+        </w:rPr>
+      </w:pPr>
+      <w:r>
+        <w:rPr>
+          <w:rFonts w:hint="eastAsia"/>
+          <w:b/>
+          <w:bCs/>
+        </w:rPr>
+        <w:t xml:space="preserve">       </w:t>
+      </w:r>
+      <w:r>
+        <w:rPr>
+          <w:rFonts w:hint="eastAsia"/>
+          <w:b/>
+          <w:bCs/>
+        </w:rPr>
+        <w:t>畫面只條列式的列出商品名稱</w:t>
+      </w:r>
+      <w:r>
+        <w:rPr>
+          <w:rFonts w:hint="eastAsia"/>
+          <w:b/>
+          <w:bCs/>
+        </w:rPr>
+        <w:t>/</w:t>
+      </w:r>
+      <w:r>
+        <w:rPr>
+          <w:rFonts w:hint="eastAsia"/>
+          <w:b/>
+          <w:bCs/>
+        </w:rPr>
+        <w:t>成本</w:t>
+      </w:r>
+      <w:r>
+        <w:rPr>
+          <w:rFonts w:hint="eastAsia"/>
+          <w:b/>
+          <w:bCs/>
+        </w:rPr>
+        <w:t>/</w:t>
+      </w:r>
+      <w:r>
+        <w:rPr>
+          <w:rFonts w:hint="eastAsia"/>
+          <w:b/>
+          <w:bCs/>
+        </w:rPr>
+        <w:t>數量</w:t>
+      </w:r>
+      <w:r>
+        <w:rPr>
+          <w:rFonts w:hint="eastAsia"/>
+          <w:b/>
+          <w:bCs/>
+        </w:rPr>
+        <w:t>/</w:t>
+      </w:r>
+      <w:r>
+        <w:rPr>
+          <w:rFonts w:hint="eastAsia"/>
+          <w:b/>
+          <w:bCs/>
+        </w:rPr>
+        <w:t>訂貨</w:t>
+      </w:r>
+      <w:r>
+        <w:rPr>
+          <w:rFonts w:hint="eastAsia"/>
+          <w:b/>
+          <w:bCs/>
+        </w:rPr>
+        <w:t>(</w:t>
+      </w:r>
+      <w:r>
+        <w:rPr>
+          <w:rFonts w:hint="eastAsia"/>
+          <w:b/>
+          <w:bCs/>
+        </w:rPr>
+        <w:t>匯款日</w:t>
+      </w:r>
+      <w:r>
+        <w:rPr>
+          <w:rFonts w:hint="eastAsia"/>
+          <w:b/>
+          <w:bCs/>
+        </w:rPr>
+        <w:t>)</w:t>
+      </w:r>
+      <w:r>
+        <w:rPr>
+          <w:rFonts w:hint="eastAsia"/>
+          <w:b/>
+          <w:bCs/>
+        </w:rPr>
+        <w:t>即可</w:t>
+      </w:r>
+      <w:r>
+        <w:rPr>
+          <w:rFonts w:hint="eastAsia"/>
+          <w:b/>
+          <w:bCs/>
+        </w:rPr>
+        <w:t>(</w:t>
+      </w:r>
+      <w:r>
+        <w:rPr>
+          <w:rFonts w:hint="eastAsia"/>
+          <w:b/>
+          <w:bCs/>
+        </w:rPr>
+        <w:t>因為會累積很多未到貨商品</w:t>
+      </w:r>
+      <w:r>
+        <w:rPr>
+          <w:rFonts w:hint="eastAsia"/>
+          <w:b/>
+          <w:bCs/>
+        </w:rPr>
+        <w:t>,</w:t>
+      </w:r>
+      <w:r>
+        <w:rPr>
+          <w:rFonts w:hint="eastAsia"/>
+          <w:b/>
+          <w:bCs/>
+        </w:rPr>
+        <w:t>加了縮圖會不好查看</w:t>
+      </w:r>
+      <w:r>
+        <w:rPr>
+          <w:rFonts w:hint="eastAsia"/>
+          <w:b/>
+          <w:bCs/>
+        </w:rPr>
+        <w:t>)</w:t>
+      </w:r>
+    </w:p>
+    <w:p>
+      <w:pPr>
+        <w:rPr>
+          <w:rFonts w:hint="eastAsia"/>
+          <w:b/>
+          <w:bCs/>
+        </w:rPr>
+      </w:pPr>
+      <w:r>
+        <w:rPr>
+          <w:rFonts w:hint="eastAsia"/>
+          <w:b/>
+          <w:bCs/>
+        </w:rPr>
+        <w:t xml:space="preserve">     ==&gt; </w:t>
+      </w:r>
+      <w:r>
+        <w:rPr>
+          <w:rFonts w:hint="eastAsia"/>
+          <w:b/>
+          <w:bCs/>
+        </w:rPr>
+        <w:t>當版主點</w:t>
+      </w:r>
+      <w:r>
+        <w:rPr>
+          <w:rFonts w:hint="eastAsia"/>
+          <w:b/>
+          <w:bCs/>
+        </w:rPr>
+        <w:t>"</w:t>
+      </w:r>
+      <w:r>
+        <w:rPr>
+          <w:rFonts w:hint="eastAsia"/>
+          <w:b/>
+          <w:bCs/>
+        </w:rPr>
+        <w:t>斷貨</w:t>
+      </w:r>
+      <w:r>
+        <w:rPr>
+          <w:rFonts w:hint="eastAsia"/>
+          <w:b/>
+          <w:bCs/>
+        </w:rPr>
+        <w:t>"</w:t>
+      </w:r>
+      <w:r>
+        <w:rPr>
+          <w:rFonts w:hint="eastAsia"/>
+          <w:b/>
+          <w:bCs/>
+        </w:rPr>
+        <w:t>則將該筆商品移出另外放置在斷貨商品區</w:t>
+      </w:r>
+      <w:r>
+        <w:rPr>
+          <w:rFonts w:hint="eastAsia"/>
+          <w:b/>
+          <w:bCs/>
+        </w:rPr>
+        <w:t>,</w:t>
+      </w:r>
+      <w:r>
+        <w:rPr>
+          <w:rFonts w:hint="eastAsia"/>
+          <w:b/>
+          <w:bCs/>
+        </w:rPr>
+        <w:t>並對所有已訂買家的商品發斷貨訊息</w:t>
+      </w:r>
+      <w:r>
+        <w:rPr>
+          <w:rFonts w:hint="eastAsia"/>
+          <w:b/>
+          <w:bCs/>
+        </w:rPr>
+        <w:t xml:space="preserve"> </w:t>
+      </w:r>
+    </w:p>
+    <w:p>
+      <w:pPr>
+        <w:rPr>
+          <w:b/>
+          <w:bCs/>
+        </w:rPr>
+      </w:pPr>
+      <w:r>
+        <w:rPr>
+          <w:b/>
+          <w:bCs/>
+        </w:rPr>
+        <w:t xml:space="preserve">  </w:t>
+      </w:r>
+    </w:p>
+    <w:p>
+      <w:pPr>
+        <w:rPr>
+          <w:rFonts w:hint="eastAsia"/>
+          <w:b/>
+          <w:bCs/>
+        </w:rPr>
+      </w:pPr>
+      <w:r>
+        <w:rPr>
+          <w:rFonts w:hint="eastAsia"/>
+          <w:b/>
+          <w:bCs/>
+        </w:rPr>
+        <w:t xml:space="preserve">   2. </w:t>
+      </w:r>
+      <w:r>
+        <w:rPr>
+          <w:rFonts w:hint="eastAsia"/>
+          <w:b/>
+          <w:bCs/>
+        </w:rPr>
+        <w:t>未訂貨</w:t>
+      </w:r>
+      <w:r>
+        <w:rPr>
+          <w:rFonts w:hint="eastAsia"/>
+          <w:b/>
+          <w:bCs/>
+        </w:rPr>
+        <w:t xml:space="preserve">: </w:t>
+      </w:r>
+      <w:r>
+        <w:rPr>
+          <w:rFonts w:hint="eastAsia"/>
+          <w:b/>
+          <w:bCs/>
+        </w:rPr>
+        <w:t>顯示版主在</w:t>
+      </w:r>
+      <w:r>
+        <w:rPr>
+          <w:rFonts w:hint="eastAsia"/>
+          <w:b/>
+          <w:bCs/>
+        </w:rPr>
+        <w:t>"2.</w:t>
+      </w:r>
+      <w:r>
+        <w:rPr>
+          <w:rFonts w:hint="eastAsia"/>
+          <w:b/>
+          <w:bCs/>
+        </w:rPr>
+        <w:t>訂單查詢頁</w:t>
+      </w:r>
+      <w:r>
+        <w:rPr>
+          <w:rFonts w:hint="eastAsia"/>
+          <w:b/>
+          <w:bCs/>
+        </w:rPr>
+        <w:t>"</w:t>
+      </w:r>
+      <w:r>
+        <w:rPr>
+          <w:rFonts w:hint="eastAsia"/>
+          <w:b/>
+          <w:bCs/>
+        </w:rPr>
+        <w:t>點</w:t>
+      </w:r>
+      <w:r>
+        <w:rPr>
+          <w:rFonts w:hint="eastAsia"/>
+          <w:b/>
+          <w:bCs/>
+        </w:rPr>
+        <w:t>"</w:t>
+      </w:r>
+      <w:r>
+        <w:rPr>
+          <w:rFonts w:hint="eastAsia"/>
+          <w:b/>
+          <w:bCs/>
+        </w:rPr>
+        <w:t>結單</w:t>
+      </w:r>
+      <w:r>
+        <w:rPr>
+          <w:rFonts w:hint="eastAsia"/>
+          <w:b/>
+          <w:bCs/>
+        </w:rPr>
+        <w:t>"</w:t>
+      </w:r>
+      <w:r>
+        <w:rPr>
+          <w:rFonts w:hint="eastAsia"/>
+          <w:b/>
+          <w:bCs/>
+        </w:rPr>
+        <w:t>的買家已訂商品</w:t>
+      </w:r>
+    </w:p>
+    <w:p>
+      <w:pPr>
+        <w:rPr>
+          <w:rFonts w:hint="eastAsia"/>
+          <w:b/>
+          <w:bCs/>
+        </w:rPr>
+      </w:pPr>
+      <w:r>
+        <w:rPr>
+          <w:rFonts w:hint="eastAsia"/>
+          <w:b/>
+          <w:bCs/>
+        </w:rPr>
+        <w:t xml:space="preserve">      1) </w:t>
+      </w:r>
+      <w:r>
+        <w:rPr>
+          <w:rFonts w:hint="eastAsia"/>
+          <w:b/>
+          <w:bCs/>
+        </w:rPr>
+        <w:t>列印鈕</w:t>
+      </w:r>
+      <w:r>
+        <w:rPr>
+          <w:rFonts w:hint="eastAsia"/>
+          <w:b/>
+          <w:bCs/>
+        </w:rPr>
+        <w:t xml:space="preserve"> : </w:t>
+      </w:r>
+      <w:r>
+        <w:rPr>
+          <w:rFonts w:hint="eastAsia"/>
+          <w:b/>
+          <w:bCs/>
+        </w:rPr>
+        <w:t>印出結單的商品清單</w:t>
+      </w:r>
+      <w:r>
+        <w:rPr>
+          <w:rFonts w:hint="eastAsia"/>
+          <w:b/>
+          <w:bCs/>
+        </w:rPr>
+        <w:t xml:space="preserve"> (</w:t>
+      </w:r>
+      <w:r>
+        <w:rPr>
+          <w:rFonts w:hint="eastAsia"/>
+          <w:b/>
+          <w:bCs/>
+        </w:rPr>
+        <w:t>商品</w:t>
+      </w:r>
+      <w:r>
+        <w:rPr>
+          <w:rFonts w:hint="eastAsia"/>
+          <w:b/>
+          <w:bCs/>
+        </w:rPr>
+        <w:t>/</w:t>
+      </w:r>
+      <w:r>
+        <w:rPr>
+          <w:rFonts w:hint="eastAsia"/>
+          <w:b/>
+          <w:bCs/>
+        </w:rPr>
+        <w:t>規格</w:t>
+      </w:r>
+      <w:r>
+        <w:rPr>
+          <w:rFonts w:hint="eastAsia"/>
+          <w:b/>
+          <w:bCs/>
+        </w:rPr>
+        <w:t>/</w:t>
+      </w:r>
+      <w:r>
+        <w:rPr>
+          <w:rFonts w:hint="eastAsia"/>
+          <w:b/>
+          <w:bCs/>
+        </w:rPr>
+        <w:t>成本</w:t>
+      </w:r>
+      <w:r>
+        <w:rPr>
+          <w:rFonts w:hint="eastAsia"/>
+          <w:b/>
+          <w:bCs/>
+        </w:rPr>
+        <w:t>/</w:t>
+      </w:r>
+      <w:r>
+        <w:rPr>
+          <w:rFonts w:hint="eastAsia"/>
+          <w:b/>
+          <w:bCs/>
+        </w:rPr>
+        <w:t>總數量</w:t>
+      </w:r>
+      <w:r>
+        <w:rPr>
+          <w:rFonts w:hint="eastAsia"/>
+          <w:b/>
+          <w:bCs/>
+        </w:rPr>
+        <w:t>) pdf (</w:t>
+      </w:r>
+      <w:r>
+        <w:rPr>
+          <w:rFonts w:hint="eastAsia"/>
+          <w:b/>
+          <w:bCs/>
+        </w:rPr>
+        <w:t>以此清單向廠商下訂商品</w:t>
+      </w:r>
+      <w:r>
+        <w:rPr>
+          <w:rFonts w:hint="eastAsia"/>
+          <w:b/>
+          <w:bCs/>
+        </w:rPr>
+        <w:t>)</w:t>
+      </w:r>
+    </w:p>
+    <w:p>
+      <w:pPr>
+        <w:rPr>
+          <w:rFonts w:hint="eastAsia"/>
+          <w:b/>
+          <w:bCs/>
+        </w:rPr>
+      </w:pPr>
+      <w:r>
+        <w:rPr>
+          <w:rFonts w:hint="eastAsia"/>
+          <w:b/>
+          <w:bCs/>
+        </w:rPr>
+        <w:t xml:space="preserve">      2) </w:t>
+      </w:r>
+      <w:r>
+        <w:rPr>
+          <w:rFonts w:hint="eastAsia"/>
+          <w:b/>
+          <w:bCs/>
+        </w:rPr>
+        <w:t>下訂區</w:t>
+      </w:r>
+      <w:r>
+        <w:rPr>
+          <w:rFonts w:hint="eastAsia"/>
+          <w:b/>
+          <w:bCs/>
+        </w:rPr>
+        <w:t xml:space="preserve"> : </w:t>
+      </w:r>
+      <w:r>
+        <w:rPr>
+          <w:rFonts w:hint="eastAsia"/>
+          <w:b/>
+          <w:bCs/>
+        </w:rPr>
+        <w:t>顯示買家已訂商品並放置</w:t>
+      </w:r>
+      <w:r>
+        <w:rPr>
+          <w:rFonts w:hint="eastAsia"/>
+          <w:b/>
+          <w:bCs/>
+        </w:rPr>
+        <w:t>"</w:t>
+      </w:r>
+      <w:r>
+        <w:rPr>
+          <w:rFonts w:hint="eastAsia"/>
+          <w:b/>
+          <w:bCs/>
+        </w:rPr>
+        <w:t>修改鈕</w:t>
+      </w:r>
+      <w:r>
+        <w:rPr>
+          <w:rFonts w:hint="eastAsia"/>
+          <w:b/>
+          <w:bCs/>
+        </w:rPr>
+        <w:t>"</w:t>
+      </w:r>
+      <w:r>
+        <w:rPr>
+          <w:rFonts w:hint="eastAsia"/>
+          <w:b/>
+          <w:bCs/>
+        </w:rPr>
+        <w:t>，版主點</w:t>
+      </w:r>
+      <w:r>
+        <w:rPr>
+          <w:rFonts w:hint="eastAsia"/>
+          <w:b/>
+          <w:bCs/>
+        </w:rPr>
+        <w:t>"</w:t>
+      </w:r>
+      <w:r>
+        <w:rPr>
+          <w:rFonts w:hint="eastAsia"/>
+          <w:b/>
+          <w:bCs/>
+        </w:rPr>
+        <w:t>修改</w:t>
+      </w:r>
+      <w:r>
+        <w:rPr>
+          <w:rFonts w:hint="eastAsia"/>
+          <w:b/>
+          <w:bCs/>
+        </w:rPr>
+        <w:t>"</w:t>
+      </w:r>
+      <w:r>
+        <w:rPr>
+          <w:rFonts w:hint="eastAsia"/>
+          <w:b/>
+          <w:bCs/>
+        </w:rPr>
+        <w:t>後</w:t>
+      </w:r>
+      <w:r>
+        <w:rPr>
+          <w:rFonts w:hint="eastAsia"/>
+          <w:b/>
+          <w:bCs/>
+        </w:rPr>
+        <w:t>,</w:t>
+      </w:r>
+      <w:r>
+        <w:rPr>
+          <w:rFonts w:hint="eastAsia"/>
+          <w:b/>
+          <w:bCs/>
+        </w:rPr>
+        <w:t>跳出修改清單</w:t>
+      </w:r>
+      <w:r>
+        <w:rPr>
+          <w:rFonts w:hint="eastAsia"/>
+          <w:b/>
+          <w:bCs/>
+        </w:rPr>
+        <w:t xml:space="preserve"> (</w:t>
+      </w:r>
+      <w:r>
+        <w:rPr>
+          <w:rFonts w:hint="eastAsia"/>
+          <w:b/>
+          <w:bCs/>
+        </w:rPr>
+        <w:t>商品名稱</w:t>
+      </w:r>
+      <w:r>
+        <w:rPr>
+          <w:rFonts w:hint="eastAsia"/>
+          <w:b/>
+          <w:bCs/>
+        </w:rPr>
+        <w:t>/</w:t>
+      </w:r>
+      <w:r>
+        <w:rPr>
+          <w:rFonts w:hint="eastAsia"/>
+          <w:b/>
+          <w:bCs/>
+        </w:rPr>
+        <w:t>規格</w:t>
+      </w:r>
+      <w:r>
+        <w:rPr>
+          <w:rFonts w:hint="eastAsia"/>
+          <w:b/>
+          <w:bCs/>
+        </w:rPr>
+        <w:t>/</w:t>
+      </w:r>
+      <w:r>
+        <w:rPr>
+          <w:rFonts w:hint="eastAsia"/>
+          <w:b/>
+          <w:bCs/>
+        </w:rPr>
+        <w:t>總數量</w:t>
+      </w:r>
+      <w:r>
+        <w:rPr>
+          <w:rFonts w:hint="eastAsia"/>
+          <w:b/>
+          <w:bCs/>
+        </w:rPr>
+        <w:t>/</w:t>
+      </w:r>
+      <w:r>
+        <w:rPr>
+          <w:rFonts w:hint="eastAsia"/>
+          <w:b/>
+          <w:bCs/>
+        </w:rPr>
+        <w:t>成本</w:t>
+      </w:r>
+      <w:r>
+        <w:rPr>
+          <w:rFonts w:hint="eastAsia"/>
+          <w:b/>
+          <w:bCs/>
+        </w:rPr>
+        <w:t>/</w:t>
+      </w:r>
+      <w:r>
+        <w:rPr>
+          <w:rFonts w:hint="eastAsia"/>
+          <w:b/>
+          <w:bCs/>
+        </w:rPr>
+        <w:t>廠商名稱</w:t>
+      </w:r>
+      <w:r>
+        <w:rPr>
+          <w:rFonts w:hint="eastAsia"/>
+          <w:b/>
+          <w:bCs/>
+        </w:rPr>
+        <w:t>/</w:t>
+      </w:r>
+      <w:r>
+        <w:rPr>
+          <w:rFonts w:hint="eastAsia"/>
+          <w:b/>
+          <w:bCs/>
+        </w:rPr>
+        <w:t>下訂</w:t>
+      </w:r>
+      <w:r>
+        <w:rPr>
+          <w:rFonts w:hint="eastAsia"/>
+          <w:b/>
+          <w:bCs/>
+        </w:rPr>
+        <w:t>(</w:t>
+      </w:r>
+      <w:r>
+        <w:rPr>
+          <w:rFonts w:hint="eastAsia"/>
+          <w:b/>
+          <w:bCs/>
+        </w:rPr>
+        <w:t>匯款</w:t>
+      </w:r>
+      <w:r>
+        <w:rPr>
+          <w:rFonts w:hint="eastAsia"/>
+          <w:b/>
+          <w:bCs/>
+        </w:rPr>
+        <w:t>)</w:t>
+      </w:r>
+      <w:r>
+        <w:rPr>
+          <w:rFonts w:hint="eastAsia"/>
+          <w:b/>
+          <w:bCs/>
+        </w:rPr>
+        <w:t>日</w:t>
+      </w:r>
+      <w:r>
+        <w:rPr>
+          <w:rFonts w:hint="eastAsia"/>
+          <w:b/>
+          <w:bCs/>
+        </w:rPr>
+        <w:t>)</w:t>
+      </w:r>
+    </w:p>
+    <w:p>
+      <w:pPr>
+        <w:rPr>
+          <w:rFonts w:hint="eastAsia"/>
+          <w:b/>
+          <w:bCs/>
+        </w:rPr>
+      </w:pPr>
+      <w:r>
+        <w:rPr>
+          <w:rFonts w:hint="eastAsia"/>
+          <w:b/>
+          <w:bCs/>
+        </w:rPr>
+        <w:t xml:space="preserve">                         </w:t>
+      </w:r>
+      <w:r>
+        <w:rPr>
+          <w:rFonts w:hint="eastAsia"/>
+          <w:b/>
+          <w:bCs/>
+        </w:rPr>
+        <w:t>此修改頁將寫入廠商資料頁</w:t>
+      </w:r>
+      <w:r>
+        <w:rPr>
+          <w:rFonts w:hint="eastAsia"/>
+          <w:b/>
+          <w:bCs/>
+        </w:rPr>
+        <w:t xml:space="preserve"> (</w:t>
+      </w:r>
+      <w:r>
+        <w:rPr>
+          <w:rFonts w:hint="eastAsia"/>
+          <w:b/>
+          <w:bCs/>
+        </w:rPr>
+        <w:t>實際下單數量與買家訂單數量會不同</w:t>
+      </w:r>
+      <w:r>
+        <w:rPr>
+          <w:rFonts w:hint="eastAsia"/>
+          <w:b/>
+          <w:bCs/>
+        </w:rPr>
+        <w:t>),</w:t>
+      </w:r>
+      <w:r>
+        <w:rPr>
+          <w:rFonts w:hint="eastAsia"/>
+          <w:b/>
+          <w:bCs/>
+        </w:rPr>
+        <w:t>修改完的商品則移除並轉入已訂貨頁面</w:t>
+      </w:r>
+      <w:r>
+        <w:rPr>
+          <w:rFonts w:hint="eastAsia"/>
+          <w:b/>
+          <w:bCs/>
+        </w:rPr>
+        <w:t>,</w:t>
+      </w:r>
+      <w:r>
+        <w:rPr>
+          <w:rFonts w:hint="eastAsia"/>
+          <w:b/>
+          <w:bCs/>
+        </w:rPr>
+        <w:t>歸類在所有已完成訂貨的商品並放置</w:t>
+      </w:r>
+      <w:r>
+        <w:rPr>
+          <w:rFonts w:hint="eastAsia"/>
+          <w:b/>
+          <w:bCs/>
+        </w:rPr>
+        <w:t>(</w:t>
+      </w:r>
+      <w:r>
+        <w:rPr>
+          <w:rFonts w:hint="eastAsia"/>
+          <w:b/>
+          <w:bCs/>
+        </w:rPr>
+        <w:t>斷貨鈕</w:t>
+      </w:r>
+      <w:r>
+        <w:rPr>
+          <w:rFonts w:hint="eastAsia"/>
+          <w:b/>
+          <w:bCs/>
+        </w:rPr>
+        <w:t>),</w:t>
+      </w:r>
+    </w:p>
+    <w:p>
+      <w:pPr>
+        <w:rPr>
+          <w:rFonts w:hint="eastAsia"/>
+          <w:b/>
+          <w:bCs/>
+        </w:rPr>
+      </w:pPr>
+      <w:r>
+        <w:rPr>
+          <w:rFonts w:hint="eastAsia"/>
+          <w:b/>
+          <w:bCs/>
+        </w:rPr>
+        <w:t xml:space="preserve">      3) </w:t>
+      </w:r>
+      <w:r>
+        <w:rPr>
+          <w:rFonts w:hint="eastAsia"/>
+          <w:b/>
+          <w:bCs/>
+        </w:rPr>
+        <w:t>斷貨區</w:t>
+      </w:r>
+      <w:r>
+        <w:rPr>
+          <w:rFonts w:hint="eastAsia"/>
+          <w:b/>
+          <w:bCs/>
+        </w:rPr>
+        <w:t xml:space="preserve">: </w:t>
+      </w:r>
+      <w:r>
+        <w:rPr>
+          <w:rFonts w:hint="eastAsia"/>
+          <w:b/>
+          <w:bCs/>
+        </w:rPr>
+        <w:t>顯示所有已斷貨商品並放罝</w:t>
+      </w:r>
+      <w:r>
+        <w:rPr>
+          <w:rFonts w:hint="eastAsia"/>
+          <w:b/>
+          <w:bCs/>
+        </w:rPr>
+        <w:t>"</w:t>
+      </w:r>
+      <w:r>
+        <w:rPr>
+          <w:rFonts w:hint="eastAsia"/>
+          <w:b/>
+          <w:bCs/>
+        </w:rPr>
+        <w:t>刪除鈕</w:t>
+      </w:r>
+      <w:r>
+        <w:rPr>
+          <w:rFonts w:hint="eastAsia"/>
+          <w:b/>
+          <w:bCs/>
+        </w:rPr>
+        <w:t>"(</w:t>
+      </w:r>
+      <w:r>
+        <w:rPr>
+          <w:rFonts w:hint="eastAsia"/>
+          <w:b/>
+          <w:bCs/>
+        </w:rPr>
+        <w:t>與廠商核對完後就刪除該筆商品</w:t>
+      </w:r>
+      <w:r>
+        <w:rPr>
+          <w:rFonts w:hint="eastAsia"/>
+          <w:b/>
+          <w:bCs/>
+        </w:rPr>
+        <w:t>),</w:t>
+      </w:r>
+      <w:r>
+        <w:rPr>
+          <w:rFonts w:hint="eastAsia"/>
+          <w:b/>
+          <w:bCs/>
+        </w:rPr>
+        <w:t>不再顯示出來</w:t>
+      </w:r>
+    </w:p>
+    <w:p>
+      <w:pPr>
+        <w:rPr>
+          <w:b/>
+          <w:bCs/>
+        </w:rPr>
+      </w:pPr>
+      <w:bookmarkStart w:id="0" w:name="_GoBack"/>
+      <w:bookmarkEnd w:id="0"/>
     </w:p>
     <w:sectPr>
       <w:pgSz w:w="11906" w:h="16838"/>
@@ -10043,6 +12806,7 @@
   <w:style w:type="character" w:default="1" w:styleId="a0">
     <w:name w:val="Default Paragraph Font"/>
     <w:uiPriority w:val="1"/>
+    <w:semiHidden/>
     <w:unhideWhenUsed/>
   </w:style>
   <w:style w:type="table" w:default="1" w:styleId="a1">
@@ -10428,7 +13192,7 @@
 </file>
 
 <file path=customXml/itemProps1.xml><?xml version="1.0" encoding="utf-8"?>
-<ds:datastoreItem xmlns:ds="http://schemas.openxmlformats.org/officeDocument/2006/customXml" ds:itemID="{A84B9E30-98FE-4B09-B5FE-E43167158969}">
+<ds:datastoreItem xmlns:ds="http://schemas.openxmlformats.org/officeDocument/2006/customXml" ds:itemID="{B73D84F2-1C9D-4C2C-A367-B9ECD857FF0F}">
   <ds:schemaRefs>
     <ds:schemaRef ds:uri="http://schemas.openxmlformats.org/officeDocument/2006/bibliography"/>
   </ds:schemaRefs>
